--- a/owin-quote-tool/review-screenshots/template-audit/current-output-before/bao-gia-current.docx
+++ b/owin-quote-tool/review-screenshots/template-audit/current-output-before/bao-gia-current.docx
@@ -311,7 +311,7 @@
                 <w:i/>
                 <w:sz w:val="20"/>
               </w:rPr>
-              <w:t>Nghi Xuân, ngày 10, tháng 7, năm 2026</w:t>
+              <w:t>Nghi Xuân, ngày 11, tháng 7, năm 2026</w:t>
             </w:r>
           </w:p>
         </w:tc>

--- a/owin-quote-tool/review-screenshots/template-audit/current-output-before/bao-gia-current.docx
+++ b/owin-quote-tool/review-screenshots/template-audit/current-output-before/bao-gia-current.docx
@@ -311,7 +311,7 @@
                 <w:i/>
                 <w:sz w:val="20"/>
               </w:rPr>
-              <w:t>Nghi Xuân, ngày 11, tháng 7, năm 2026</w:t>
+              <w:t>Nghi Xuân, ngày 13, tháng 7, năm 2026</w:t>
             </w:r>
           </w:p>
         </w:tc>
